--- a/00-首页/题组Word/第一轮·竞赛教材版/第一轮原理-5-化学平衡-学生版.docx
+++ b/00-首页/题组Word/第一轮·竞赛教材版/第一轮原理-5-化学平衡-学生版.docx
@@ -270,14 +270,14 @@
         </w:rPr>
         <w:drawing>
           <wp:inline>
-            <wp:extent cx="3240000" cy="4584609"/>
+            <wp:extent cx="3600000" cy="849169"/>
             <wp:effectExtent b="0" l="0" r="0" t="0"/>
             <wp:docPr descr="" title="" id="10" name="Picture"/>
             <a:graphic>
               <a:graphicData uri="http://schemas.openxmlformats.org/drawingml/2006/picture">
                 <pic:pic>
                   <pic:nvPicPr>
-                    <pic:cNvPr descr="06-外部资料导入/真题/省预赛/images/2021-浙江预赛_p06.png" id="11" name="Picture"/>
+                    <pic:cNvPr descr="06-外部资料导入/真题/省预赛/裁剪图/2021-浙江预赛_q26.png" id="11" name="Picture"/>
                     <pic:cNvPicPr>
                       <a:picLocks noChangeArrowheads="1" noChangeAspect="1"/>
                     </pic:cNvPicPr>
@@ -291,7 +291,7 @@
                   <pic:spPr bwMode="auto">
                     <a:xfrm>
                       <a:off x="0" y="0"/>
-                      <a:ext cx="3240000" cy="4584609"/>
+                      <a:ext cx="3600000" cy="849169"/>
                     </a:xfrm>
                     <a:prstGeom prst="rect">
                       <a:avLst/>
@@ -2725,14 +2725,14 @@
         </w:rPr>
         <w:drawing>
           <wp:inline>
-            <wp:extent cx="3240000" cy="4584609"/>
+            <wp:extent cx="3600000" cy="2300202"/>
             <wp:effectExtent b="0" l="0" r="0" t="0"/>
             <wp:docPr descr="" title="" id="18" name="Picture"/>
             <a:graphic>
               <a:graphicData uri="http://schemas.openxmlformats.org/drawingml/2006/picture">
                 <pic:pic>
                   <pic:nvPicPr>
-                    <pic:cNvPr descr="2023-浙江预赛_p06.png" id="19" name="Picture"/>
+                    <pic:cNvPr descr="06-外部资料导入/真题/省预赛/裁剪图/2023-浙江预赛_q28.png" id="19" name="Picture"/>
                     <pic:cNvPicPr>
                       <a:picLocks noChangeArrowheads="1" noChangeAspect="1"/>
                     </pic:cNvPicPr>
@@ -2746,7 +2746,7 @@
                   <pic:spPr bwMode="auto">
                     <a:xfrm>
                       <a:off x="0" y="0"/>
-                      <a:ext cx="3240000" cy="4584609"/>
+                      <a:ext cx="3600000" cy="2300202"/>
                     </a:xfrm>
                     <a:prstGeom prst="rect">
                       <a:avLst/>

--- a/00-首页/题组Word/第一轮·竞赛教材版/第一轮原理-5-化学平衡-学生版.docx
+++ b/00-首页/题组Word/第一轮·竞赛教材版/第一轮原理-5-化学平衡-学生版.docx
@@ -3056,89 +3056,6 @@
     </w:p>
     <w:p>
       <w:pPr>
-        <w:pStyle w:val="BlockText"/>
-      </w:pPr>
-      <w:r>
-        <w:rPr>
-          <w:rFonts w:hint="eastAsia" w:ascii="Times New Roman" w:hAnsi="Times New Roman" w:eastAsia="FangSong" w:cs="Times New Roman"/>
-        </w:rPr>
-        <w:t>关联小问</w:t>
-      </w:r>
-      <w:r>
-        <w:rPr>
-          <w:rFonts w:hint="eastAsia" w:ascii="Times New Roman" w:hAnsi="Times New Roman" w:eastAsia="Times New Roman" w:cs="Times New Roman"/>
-        </w:rPr>
-        <w:t>：</w:t>
-      </w:r>
-      <w:r>
-        <w:rPr>
-          <w:rFonts w:hint="eastAsia" w:ascii="Times New Roman" w:hAnsi="Times New Roman" w:eastAsia="FangSong" w:cs="Times New Roman"/>
-        </w:rPr>
-        <w:t>题</w:t>
-      </w:r>
-      <w:r>
-        <w:rPr>
-          <w:rFonts w:hint="eastAsia" w:ascii="Times New Roman" w:hAnsi="Times New Roman" w:eastAsia="Times New Roman" w:cs="Times New Roman"/>
-        </w:rPr>
-        <w:t>-036b-6-SPS</w:t>
-      </w:r>
-      <w:r>
-        <w:rPr>
-          <w:rFonts w:hint="eastAsia" w:ascii="Times New Roman" w:hAnsi="Times New Roman" w:eastAsia="FangSong" w:cs="Times New Roman"/>
-        </w:rPr>
-        <w:t>与</w:t>
-      </w:r>
-      <w:r>
-        <w:rPr>
-          <w:rFonts w:hint="eastAsia" w:ascii="Times New Roman" w:hAnsi="Times New Roman" w:eastAsia="Times New Roman" w:cs="Times New Roman"/>
-        </w:rPr>
-        <w:t>ME</w:t>
-      </w:r>
-      <w:r>
-        <w:rPr>
-          <w:rFonts w:hint="eastAsia" w:ascii="Times New Roman" w:hAnsi="Times New Roman" w:eastAsia="FangSong" w:cs="Times New Roman"/>
-        </w:rPr>
-        <w:t>反应方程式及平衡常数</w:t>
-      </w:r>
-      <w:r>
-        <w:rPr>
-          <w:rFonts w:ascii="Times New Roman" w:hAnsi="Times New Roman" w:eastAsia="Times New Roman" w:cs="Times New Roman"/>
-        </w:rPr>
-        <w:t xml:space="preserve"> | </w:t>
-      </w:r>
-      <w:r>
-        <w:rPr>
-          <w:rFonts w:hint="eastAsia" w:ascii="Times New Roman" w:hAnsi="Times New Roman" w:eastAsia="FangSong" w:cs="Times New Roman"/>
-        </w:rPr>
-        <w:t>题</w:t>
-      </w:r>
-      <w:r>
-        <w:rPr>
-          <w:rFonts w:hint="eastAsia" w:ascii="Times New Roman" w:hAnsi="Times New Roman" w:eastAsia="Times New Roman" w:cs="Times New Roman"/>
-        </w:rPr>
-        <w:t>-036b-6-SPS</w:t>
-      </w:r>
-      <w:r>
-        <w:rPr>
-          <w:rFonts w:hint="eastAsia" w:ascii="Times New Roman" w:hAnsi="Times New Roman" w:eastAsia="FangSong" w:cs="Times New Roman"/>
-        </w:rPr>
-        <w:t>与</w:t>
-      </w:r>
-      <w:r>
-        <w:rPr>
-          <w:rFonts w:hint="eastAsia" w:ascii="Times New Roman" w:hAnsi="Times New Roman" w:eastAsia="Times New Roman" w:cs="Times New Roman"/>
-        </w:rPr>
-        <w:t>ME</w:t>
-      </w:r>
-      <w:r>
-        <w:rPr>
-          <w:rFonts w:hint="eastAsia" w:ascii="Times New Roman" w:hAnsi="Times New Roman" w:eastAsia="FangSong" w:cs="Times New Roman"/>
-        </w:rPr>
-        <w:t>反应方程式及平衡常数</w:t>
-      </w:r>
-    </w:p>
-    <w:p>
-      <w:pPr>
         <w:pStyle w:val="FirstParagraph"/>
       </w:pPr>
       <w:r>
@@ -4266,89 +4183,6 @@
     </w:p>
     <w:p>
       <w:pPr>
-        <w:pStyle w:val="BlockText"/>
-      </w:pPr>
-      <w:r>
-        <w:rPr>
-          <w:rFonts w:hint="eastAsia" w:ascii="Times New Roman" w:hAnsi="Times New Roman" w:eastAsia="FangSong" w:cs="Times New Roman"/>
-        </w:rPr>
-        <w:t>关联小问</w:t>
-      </w:r>
-      <w:r>
-        <w:rPr>
-          <w:rFonts w:hint="eastAsia" w:ascii="Times New Roman" w:hAnsi="Times New Roman" w:eastAsia="Times New Roman" w:cs="Times New Roman"/>
-        </w:rPr>
-        <w:t>：</w:t>
-      </w:r>
-      <w:r>
-        <w:rPr>
-          <w:rFonts w:hint="eastAsia" w:ascii="Times New Roman" w:hAnsi="Times New Roman" w:eastAsia="FangSong" w:cs="Times New Roman"/>
-        </w:rPr>
-        <w:t>题</w:t>
-      </w:r>
-      <w:r>
-        <w:rPr>
-          <w:rFonts w:hint="eastAsia" w:ascii="Times New Roman" w:hAnsi="Times New Roman" w:eastAsia="Times New Roman" w:cs="Times New Roman"/>
-        </w:rPr>
-        <w:t>-036b-6-SPS</w:t>
-      </w:r>
-      <w:r>
-        <w:rPr>
-          <w:rFonts w:hint="eastAsia" w:ascii="Times New Roman" w:hAnsi="Times New Roman" w:eastAsia="FangSong" w:cs="Times New Roman"/>
-        </w:rPr>
-        <w:t>与</w:t>
-      </w:r>
-      <w:r>
-        <w:rPr>
-          <w:rFonts w:hint="eastAsia" w:ascii="Times New Roman" w:hAnsi="Times New Roman" w:eastAsia="Times New Roman" w:cs="Times New Roman"/>
-        </w:rPr>
-        <w:t>ME</w:t>
-      </w:r>
-      <w:r>
-        <w:rPr>
-          <w:rFonts w:hint="eastAsia" w:ascii="Times New Roman" w:hAnsi="Times New Roman" w:eastAsia="FangSong" w:cs="Times New Roman"/>
-        </w:rPr>
-        <w:t>反应方程式及平衡常数</w:t>
-      </w:r>
-      <w:r>
-        <w:rPr>
-          <w:rFonts w:ascii="Times New Roman" w:hAnsi="Times New Roman" w:eastAsia="Times New Roman" w:cs="Times New Roman"/>
-        </w:rPr>
-        <w:t xml:space="preserve"> | </w:t>
-      </w:r>
-      <w:r>
-        <w:rPr>
-          <w:rFonts w:hint="eastAsia" w:ascii="Times New Roman" w:hAnsi="Times New Roman" w:eastAsia="FangSong" w:cs="Times New Roman"/>
-        </w:rPr>
-        <w:t>题</w:t>
-      </w:r>
-      <w:r>
-        <w:rPr>
-          <w:rFonts w:hint="eastAsia" w:ascii="Times New Roman" w:hAnsi="Times New Roman" w:eastAsia="Times New Roman" w:cs="Times New Roman"/>
-        </w:rPr>
-        <w:t>-036b-6-SPS</w:t>
-      </w:r>
-      <w:r>
-        <w:rPr>
-          <w:rFonts w:hint="eastAsia" w:ascii="Times New Roman" w:hAnsi="Times New Roman" w:eastAsia="FangSong" w:cs="Times New Roman"/>
-        </w:rPr>
-        <w:t>与</w:t>
-      </w:r>
-      <w:r>
-        <w:rPr>
-          <w:rFonts w:hint="eastAsia" w:ascii="Times New Roman" w:hAnsi="Times New Roman" w:eastAsia="Times New Roman" w:cs="Times New Roman"/>
-        </w:rPr>
-        <w:t>ME</w:t>
-      </w:r>
-      <w:r>
-        <w:rPr>
-          <w:rFonts w:hint="eastAsia" w:ascii="Times New Roman" w:hAnsi="Times New Roman" w:eastAsia="FangSong" w:cs="Times New Roman"/>
-        </w:rPr>
-        <w:t>反应方程式及平衡常数</w:t>
-      </w:r>
-    </w:p>
-    <w:p>
-      <w:pPr>
         <w:pStyle w:val="FirstParagraph"/>
       </w:pPr>
       <w:r>
@@ -4489,89 +4323,6 @@
           <w:rFonts w:hint="eastAsia" w:ascii="Times New Roman" w:hAnsi="Times New Roman" w:eastAsia="Times New Roman" w:cs="Times New Roman"/>
         </w:rPr>
         <w:t>。</w:t>
-      </w:r>
-    </w:p>
-    <w:p>
-      <w:pPr>
-        <w:pStyle w:val="BlockText"/>
-      </w:pPr>
-      <w:r>
-        <w:rPr>
-          <w:rFonts w:hint="eastAsia" w:ascii="Times New Roman" w:hAnsi="Times New Roman" w:eastAsia="FangSong" w:cs="Times New Roman"/>
-        </w:rPr>
-        <w:t>关联小问</w:t>
-      </w:r>
-      <w:r>
-        <w:rPr>
-          <w:rFonts w:hint="eastAsia" w:ascii="Times New Roman" w:hAnsi="Times New Roman" w:eastAsia="Times New Roman" w:cs="Times New Roman"/>
-        </w:rPr>
-        <w:t>：</w:t>
-      </w:r>
-      <w:r>
-        <w:rPr>
-          <w:rFonts w:hint="eastAsia" w:ascii="Times New Roman" w:hAnsi="Times New Roman" w:eastAsia="FangSong" w:cs="Times New Roman"/>
-        </w:rPr>
-        <w:t>题</w:t>
-      </w:r>
-      <w:r>
-        <w:rPr>
-          <w:rFonts w:hint="eastAsia" w:ascii="Times New Roman" w:hAnsi="Times New Roman" w:eastAsia="Times New Roman" w:cs="Times New Roman"/>
-        </w:rPr>
-        <w:t>-036b-6-SPS</w:t>
-      </w:r>
-      <w:r>
-        <w:rPr>
-          <w:rFonts w:hint="eastAsia" w:ascii="Times New Roman" w:hAnsi="Times New Roman" w:eastAsia="FangSong" w:cs="Times New Roman"/>
-        </w:rPr>
-        <w:t>与</w:t>
-      </w:r>
-      <w:r>
-        <w:rPr>
-          <w:rFonts w:hint="eastAsia" w:ascii="Times New Roman" w:hAnsi="Times New Roman" w:eastAsia="Times New Roman" w:cs="Times New Roman"/>
-        </w:rPr>
-        <w:t>ME</w:t>
-      </w:r>
-      <w:r>
-        <w:rPr>
-          <w:rFonts w:hint="eastAsia" w:ascii="Times New Roman" w:hAnsi="Times New Roman" w:eastAsia="FangSong" w:cs="Times New Roman"/>
-        </w:rPr>
-        <w:t>反应方程式及平衡常数</w:t>
-      </w:r>
-      <w:r>
-        <w:rPr>
-          <w:rFonts w:ascii="Times New Roman" w:hAnsi="Times New Roman" w:eastAsia="Times New Roman" w:cs="Times New Roman"/>
-        </w:rPr>
-        <w:t xml:space="preserve"> | </w:t>
-      </w:r>
-      <w:r>
-        <w:rPr>
-          <w:rFonts w:hint="eastAsia" w:ascii="Times New Roman" w:hAnsi="Times New Roman" w:eastAsia="FangSong" w:cs="Times New Roman"/>
-        </w:rPr>
-        <w:t>题</w:t>
-      </w:r>
-      <w:r>
-        <w:rPr>
-          <w:rFonts w:hint="eastAsia" w:ascii="Times New Roman" w:hAnsi="Times New Roman" w:eastAsia="Times New Roman" w:cs="Times New Roman"/>
-        </w:rPr>
-        <w:t>-036b-6-SPS</w:t>
-      </w:r>
-      <w:r>
-        <w:rPr>
-          <w:rFonts w:hint="eastAsia" w:ascii="Times New Roman" w:hAnsi="Times New Roman" w:eastAsia="FangSong" w:cs="Times New Roman"/>
-        </w:rPr>
-        <w:t>与</w:t>
-      </w:r>
-      <w:r>
-        <w:rPr>
-          <w:rFonts w:hint="eastAsia" w:ascii="Times New Roman" w:hAnsi="Times New Roman" w:eastAsia="Times New Roman" w:cs="Times New Roman"/>
-        </w:rPr>
-        <w:t>ME</w:t>
-      </w:r>
-      <w:r>
-        <w:rPr>
-          <w:rFonts w:hint="eastAsia" w:ascii="Times New Roman" w:hAnsi="Times New Roman" w:eastAsia="FangSong" w:cs="Times New Roman"/>
-        </w:rPr>
-        <w:t>反应方程式及平衡常数</w:t>
       </w:r>
     </w:p>
     <w:p>
@@ -4926,24 +4677,6 @@
       <w:pPr>
         <w:pStyle w:val="FirstParagraph"/>
       </w:pPr>
-      <w:r>
-        <w:rPr>
-          <w:rFonts w:hint="eastAsia" w:ascii="Times New Roman" w:hAnsi="Times New Roman" w:eastAsia="Times New Roman" w:cs="Times New Roman"/>
-        </w:rPr>
-        <w:t>【</w:t>
-      </w:r>
-      <w:r>
-        <w:rPr>
-          <w:rFonts w:hint="eastAsia" w:ascii="Times New Roman" w:hAnsi="Times New Roman" w:eastAsia="FangSong" w:cs="Times New Roman"/>
-        </w:rPr>
-        <w:t>例</w:t>
-      </w:r>
-      <w:r>
-        <w:rPr>
-          <w:rFonts w:ascii="Times New Roman" w:hAnsi="Times New Roman" w:eastAsia="Times New Roman" w:cs="Times New Roman"/>
-        </w:rPr>
-        <w:t xml:space="preserve"> 1】</w:t>
-      </w:r>
       <m:oMath>
         <m:sSub>
           <m:e>
@@ -5637,21 +5370,9 @@
       </w:pPr>
       <w:r>
         <w:rPr>
-          <w:rFonts w:hint="eastAsia" w:ascii="Times New Roman" w:hAnsi="Times New Roman" w:eastAsia="Times New Roman" w:cs="Times New Roman"/>
-        </w:rPr>
-        <w:t>【</w:t>
-      </w:r>
-      <w:r>
-        <w:rPr>
-          <w:rFonts w:hint="eastAsia" w:ascii="Times New Roman" w:hAnsi="Times New Roman" w:eastAsia="FangSong" w:cs="Times New Roman"/>
-        </w:rPr>
-        <w:t>例</w:t>
-      </w:r>
-      <w:r>
-        <w:rPr>
-          <w:rFonts w:ascii="Times New Roman" w:hAnsi="Times New Roman" w:eastAsia="Times New Roman" w:cs="Times New Roman"/>
-        </w:rPr>
-        <w:t xml:space="preserve"> 3】1000 K </w:t>
+          <w:rFonts w:ascii="Times New Roman" w:hAnsi="Times New Roman" w:eastAsia="Times New Roman" w:cs="Times New Roman"/>
+        </w:rPr>
+        <w:t xml:space="preserve">1000 K </w:t>
       </w:r>
       <w:r>
         <w:rPr>
@@ -7621,24 +7342,6 @@
       <w:pPr>
         <w:pStyle w:val="FirstParagraph"/>
       </w:pPr>
-      <w:r>
-        <w:rPr>
-          <w:rFonts w:hint="eastAsia" w:ascii="Times New Roman" w:hAnsi="Times New Roman" w:eastAsia="Times New Roman" w:cs="Times New Roman"/>
-        </w:rPr>
-        <w:t>【</w:t>
-      </w:r>
-      <w:r>
-        <w:rPr>
-          <w:rFonts w:hint="eastAsia" w:ascii="Times New Roman" w:hAnsi="Times New Roman" w:eastAsia="FangSong" w:cs="Times New Roman"/>
-        </w:rPr>
-        <w:t>例</w:t>
-      </w:r>
-      <w:r>
-        <w:rPr>
-          <w:rFonts w:hint="eastAsia" w:ascii="Times New Roman" w:hAnsi="Times New Roman" w:eastAsia="Times New Roman" w:cs="Times New Roman"/>
-        </w:rPr>
-        <w:t>2】</w:t>
-      </w:r>
       <w:r>
         <w:rPr>
           <w:rFonts w:hint="eastAsia" w:ascii="Times New Roman" w:hAnsi="Times New Roman" w:eastAsia="FangSong" w:cs="Times New Roman"/>
@@ -9015,33 +8718,9 @@
       </w:pPr>
       <w:r>
         <w:rPr>
-          <w:rFonts w:hint="eastAsia" w:ascii="Times New Roman" w:hAnsi="Times New Roman" w:eastAsia="Times New Roman" w:cs="Times New Roman"/>
-        </w:rPr>
-        <w:t>【</w:t>
-      </w:r>
-      <w:r>
-        <w:rPr>
-          <w:rFonts w:hint="eastAsia" w:ascii="Times New Roman" w:hAnsi="Times New Roman" w:eastAsia="FangSong" w:cs="Times New Roman"/>
-        </w:rPr>
-        <w:t>例</w:t>
-      </w:r>
-      <w:r>
-        <w:rPr>
-          <w:rFonts w:ascii="Times New Roman" w:hAnsi="Times New Roman" w:eastAsia="Times New Roman" w:cs="Times New Roman"/>
-        </w:rPr>
-        <w:t xml:space="preserve"> </w:t>
-      </w:r>
-      <w:r>
-        <w:rPr>
-          <w:rFonts w:hint="eastAsia" w:ascii="Times New Roman" w:hAnsi="Times New Roman" w:eastAsia="Times New Roman" w:cs="Times New Roman"/>
-        </w:rPr>
-        <w:t>4】</w:t>
-      </w:r>
-      <w:r>
-        <w:rPr>
-          <w:rFonts w:hint="eastAsia" w:ascii="Times New Roman" w:hAnsi="Times New Roman" w:eastAsia="FangSong" w:cs="Times New Roman"/>
-        </w:rPr>
-        <w:t>反应</w:t>
+          <w:rFonts w:hint="eastAsia" w:ascii="Times New Roman" w:hAnsi="Times New Roman" w:eastAsia="FangSong" w:cs="Times New Roman"/>
+        </w:rPr>
+        <w:t xml:space="preserve">反应</w:t>
       </w:r>
       <w:r>
         <w:rPr>
